--- a/cases/phytic-acid/report/report.docx
+++ b/cases/phytic-acid/report/report.docx
@@ -16,7 +16,7 @@
           <w:b w:val="0"/>
           <w:color w:val="718096"/>
         </w:rPr>
-        <w:t>Substrate: Fe(110)  |  Medium: 0.5 M H2SO4  |  DFT level: B3LYP/6-31G(d) (ddCOSMO:water)  |  Generated 2026-07-10 18:29</w:t>
+        <w:t>Substrate: Fe(110)  |  Medium: 0.5 M H2SO4  |  DFT level: B3LYP/6-31G(d) (ddCOSMO:water)  |  Generated 2026-07-12 08:59</w:t>
       </w:r>
     </w:p>
     <w:p>
@@ -376,7 +376,23 @@
           <w:color w:val="718096"/>
           <w:sz w:val="18"/>
         </w:rPr>
-        <w:t xml:space="preserve">Scored on the neutral HOMO–LUMO gap, hardness and softness (z-scored; </w:t>
+        <w:t>Scored on the HOMO–LUMO gap, hardness and softness of the canonical basis (</w:t>
+      </w:r>
+      <w:r>
+        <w:rPr>
+          <w:b/>
+          <w:color w:val="718096"/>
+          <w:sz w:val="18"/>
+        </w:rPr>
+        <w:t>force-field geometry, neutral</w:t>
+      </w:r>
+      <w:r>
+        <w:rPr>
+          <w:b w:val="0"/>
+          <w:color w:val="718096"/>
+          <w:sz w:val="18"/>
+        </w:rPr>
+        <w:t xml:space="preserve">; z-scored; </w:t>
       </w:r>
       <w:r>
         <w:rPr>
@@ -392,7 +408,7 @@
           <w:color w:val="718096"/>
           <w:sz w:val="18"/>
         </w:rPr>
-        <w:t>). E_ads and the Fe–O distance validate the lead, they do not enter the score. Full method: docs/pipeline.md.</w:t>
+        <w:t>). The geometry / protonation panels below are a sensitivity check, not separate rankings. E_ads and the Fe–O distance validate the lead, they do not enter the score. Full method: docs/pipeline.md.</w:t>
       </w:r>
     </w:p>
     <w:p>

--- a/cases/phytic-acid/report/report.docx
+++ b/cases/phytic-acid/report/report.docx
@@ -16,7 +16,7 @@
           <w:b w:val="0"/>
           <w:color w:val="718096"/>
         </w:rPr>
-        <w:t>Substrate: Fe(110)  |  Medium: 0.5 M H2SO4  |  DFT level: B3LYP/6-31G(d) (ddCOSMO:water)  |  Generated 2026-07-12 08:59</w:t>
+        <w:t>Substrate: Fe(110)  |  Medium: 0.5 M H2SO4  |  DFT level: B3LYP/6-31G(d) (ddCOSMO:water)  |  Generated 2026-07-14 16:19</w:t>
       </w:r>
     </w:p>
     <w:p>
@@ -538,7 +538,7 @@
       <w:r>
         <w:drawing>
           <wp:inline xmlns:a="http://schemas.openxmlformats.org/drawingml/2006/main" xmlns:pic="http://schemas.openxmlformats.org/drawingml/2006/picture">
-            <wp:extent cx="2651760" cy="2756387"/>
+            <wp:extent cx="2651760" cy="2810505"/>
             <wp:docPr id="4" name="Picture 4"/>
             <wp:cNvGraphicFramePr>
               <a:graphicFrameLocks noChangeAspect="1"/>
@@ -559,7 +559,7 @@
                   <pic:spPr>
                     <a:xfrm>
                       <a:off x="0" y="0"/>
-                      <a:ext cx="2651760" cy="2756387"/>
+                      <a:ext cx="2651760" cy="2810505"/>
                     </a:xfrm>
                     <a:prstGeom prst="rect"/>
                   </pic:spPr>
@@ -590,7 +590,7 @@
       <w:r>
         <w:drawing>
           <wp:inline xmlns:a="http://schemas.openxmlformats.org/drawingml/2006/main" xmlns:pic="http://schemas.openxmlformats.org/drawingml/2006/picture">
-            <wp:extent cx="2651760" cy="2756387"/>
+            <wp:extent cx="2651760" cy="2810505"/>
             <wp:docPr id="5" name="Picture 5"/>
             <wp:cNvGraphicFramePr>
               <a:graphicFrameLocks noChangeAspect="1"/>
@@ -611,7 +611,7 @@
                   <pic:spPr>
                     <a:xfrm>
                       <a:off x="0" y="0"/>
-                      <a:ext cx="2651760" cy="2756387"/>
+                      <a:ext cx="2651760" cy="2810505"/>
                     </a:xfrm>
                     <a:prstGeom prst="rect"/>
                   </pic:spPr>
@@ -1299,7 +1299,7 @@
       <w:r>
         <w:drawing>
           <wp:inline xmlns:a="http://schemas.openxmlformats.org/drawingml/2006/main" xmlns:pic="http://schemas.openxmlformats.org/drawingml/2006/picture">
-            <wp:extent cx="5212080" cy="2554044"/>
+            <wp:extent cx="5212080" cy="2792766"/>
             <wp:docPr id="10" name="Picture 10"/>
             <wp:cNvGraphicFramePr>
               <a:graphicFrameLocks noChangeAspect="1"/>
@@ -1320,7 +1320,7 @@
                   <pic:spPr>
                     <a:xfrm>
                       <a:off x="0" y="0"/>
-                      <a:ext cx="5212080" cy="2554044"/>
+                      <a:ext cx="5212080" cy="2792766"/>
                     </a:xfrm>
                     <a:prstGeom prst="rect"/>
                   </pic:spPr>

--- a/cases/phytic-acid/report/report.docx
+++ b/cases/phytic-acid/report/report.docx
@@ -16,7 +16,7 @@
           <w:b w:val="0"/>
           <w:color w:val="718096"/>
         </w:rPr>
-        <w:t>Substrate: Fe(110)  |  Medium: 0.5 M H2SO4  |  DFT level: B3LYP/6-31G(d) (ddCOSMO:water)  |  Generated 2026-07-14 16:19</w:t>
+        <w:t>Substrate: Fe(110)  |  Medium: 0.5 M H2SO4  |  DFT level: B3LYP/6-31G(d) (ddCOSMO:water)  |  Generated 2026-07-14 16:36</w:t>
       </w:r>
     </w:p>
     <w:p>
@@ -1239,7 +1239,7 @@
       <w:r>
         <w:drawing>
           <wp:inline xmlns:a="http://schemas.openxmlformats.org/drawingml/2006/main" xmlns:pic="http://schemas.openxmlformats.org/drawingml/2006/picture">
-            <wp:extent cx="2651760" cy="2348964"/>
+            <wp:extent cx="2651760" cy="2389153"/>
             <wp:docPr id="9" name="Picture 9"/>
             <wp:cNvGraphicFramePr>
               <a:graphicFrameLocks noChangeAspect="1"/>
@@ -1260,7 +1260,7 @@
                   <pic:spPr>
                     <a:xfrm>
                       <a:off x="0" y="0"/>
-                      <a:ext cx="2651760" cy="2348964"/>
+                      <a:ext cx="2651760" cy="2389153"/>
                     </a:xfrm>
                     <a:prstGeom prst="rect"/>
                   </pic:spPr>
@@ -1299,7 +1299,7 @@
       <w:r>
         <w:drawing>
           <wp:inline xmlns:a="http://schemas.openxmlformats.org/drawingml/2006/main" xmlns:pic="http://schemas.openxmlformats.org/drawingml/2006/picture">
-            <wp:extent cx="5212080" cy="2792766"/>
+            <wp:extent cx="5212080" cy="3016024"/>
             <wp:docPr id="10" name="Picture 10"/>
             <wp:cNvGraphicFramePr>
               <a:graphicFrameLocks noChangeAspect="1"/>
@@ -1320,7 +1320,7 @@
                   <pic:spPr>
                     <a:xfrm>
                       <a:off x="0" y="0"/>
-                      <a:ext cx="5212080" cy="2792766"/>
+                      <a:ext cx="5212080" cy="3016024"/>
                     </a:xfrm>
                     <a:prstGeom prst="rect"/>
                   </pic:spPr>

--- a/cases/phytic-acid/report/report.docx
+++ b/cases/phytic-acid/report/report.docx
@@ -16,7 +16,7 @@
           <w:b w:val="0"/>
           <w:color w:val="718096"/>
         </w:rPr>
-        <w:t>Substrate: Fe(110)  |  Medium: 0.5 M H2SO4  |  DFT level: B3LYP/6-31G(d) (ddCOSMO:water)  |  Generated 2026-07-14 16:36</w:t>
+        <w:t>Substrate: Fe(110)  |  Medium: 0.5 M H2SO4  |  DFT level: B3LYP/6-31G(d) (ddCOSMO:water)  |  Generated 2026-07-14 17:08</w:t>
       </w:r>
     </w:p>
     <w:p>

--- a/cases/phytic-acid/report/report.docx
+++ b/cases/phytic-acid/report/report.docx
@@ -16,7 +16,7 @@
           <w:b w:val="0"/>
           <w:color w:val="718096"/>
         </w:rPr>
-        <w:t>Substrate: Fe(110)  |  Medium: 0.5 M H2SO4  |  DFT level: B3LYP/6-31G(d) (ddCOSMO:water)  |  Generated 2026-07-14 17:08</w:t>
+        <w:t>Substrate: Fe(110)  |  Medium: 0.5 M H2SO4  |  DFT level: B3LYP/6-31G(d) (ddCOSMO:water)  |  Generated 2026-07-14 17:39</w:t>
       </w:r>
     </w:p>
     <w:p>
@@ -478,7 +478,7 @@
       <w:r>
         <w:drawing>
           <wp:inline xmlns:a="http://schemas.openxmlformats.org/drawingml/2006/main" xmlns:pic="http://schemas.openxmlformats.org/drawingml/2006/picture">
-            <wp:extent cx="5212080" cy="8683007"/>
+            <wp:extent cx="5212080" cy="8694387"/>
             <wp:docPr id="3" name="Picture 3"/>
             <wp:cNvGraphicFramePr>
               <a:graphicFrameLocks noChangeAspect="1"/>
@@ -499,7 +499,7 @@
                   <pic:spPr>
                     <a:xfrm>
                       <a:off x="0" y="0"/>
-                      <a:ext cx="5212080" cy="8683007"/>
+                      <a:ext cx="5212080" cy="8694387"/>
                     </a:xfrm>
                     <a:prstGeom prst="rect"/>
                   </pic:spPr>
@@ -642,7 +642,7 @@
       <w:r>
         <w:drawing>
           <wp:inline xmlns:a="http://schemas.openxmlformats.org/drawingml/2006/main" xmlns:pic="http://schemas.openxmlformats.org/drawingml/2006/picture">
-            <wp:extent cx="5212080" cy="1466336"/>
+            <wp:extent cx="5212080" cy="1463532"/>
             <wp:docPr id="6" name="Picture 6"/>
             <wp:cNvGraphicFramePr>
               <a:graphicFrameLocks noChangeAspect="1"/>
@@ -663,7 +663,7 @@
                   <pic:spPr>
                     <a:xfrm>
                       <a:off x="0" y="0"/>
-                      <a:ext cx="5212080" cy="1466336"/>
+                      <a:ext cx="5212080" cy="1463532"/>
                     </a:xfrm>
                     <a:prstGeom prst="rect"/>
                   </pic:spPr>
@@ -694,7 +694,7 @@
       <w:r>
         <w:drawing>
           <wp:inline xmlns:a="http://schemas.openxmlformats.org/drawingml/2006/main" xmlns:pic="http://schemas.openxmlformats.org/drawingml/2006/picture">
-            <wp:extent cx="5212080" cy="2093290"/>
+            <wp:extent cx="5212080" cy="2096814"/>
             <wp:docPr id="7" name="Picture 7"/>
             <wp:cNvGraphicFramePr>
               <a:graphicFrameLocks noChangeAspect="1"/>
@@ -715,7 +715,7 @@
                   <pic:spPr>
                     <a:xfrm>
                       <a:off x="0" y="0"/>
-                      <a:ext cx="5212080" cy="2093290"/>
+                      <a:ext cx="5212080" cy="2096814"/>
                     </a:xfrm>
                     <a:prstGeom prst="rect"/>
                   </pic:spPr>

--- a/cases/phytic-acid/report/report.docx
+++ b/cases/phytic-acid/report/report.docx
@@ -16,7 +16,7 @@
           <w:b w:val="0"/>
           <w:color w:val="718096"/>
         </w:rPr>
-        <w:t>Substrate: Fe(110)  |  Medium: 0.5 M H2SO4  |  DFT level: B3LYP/6-31G(d) (ddCOSMO:water)  |  Generated 2026-07-14 17:39</w:t>
+        <w:t>Substrate: Fe(110)  |  Medium: 0.5 M H2SO4  |  DFT level: B3LYP/6-31G(d) (ddCOSMO:water)  |  Generated 2026-07-14 17:51</w:t>
       </w:r>
     </w:p>
     <w:p>

--- a/cases/phytic-acid/report/report.docx
+++ b/cases/phytic-acid/report/report.docx
@@ -16,7 +16,7 @@
           <w:b w:val="0"/>
           <w:color w:val="718096"/>
         </w:rPr>
-        <w:t>Substrate: Fe(110)  |  Medium: 0.5 M H2SO4  |  DFT level: B3LYP/6-31G(d) (ddCOSMO:water)  |  Generated 2026-07-14 17:51</w:t>
+        <w:t>Substrate: Fe(110)  |  Medium: 0.5 M H2SO4  |  DFT level: B3LYP/6-31G(d) (ddCOSMO:water)  |  Generated 2026-07-14 18:07</w:t>
       </w:r>
     </w:p>
     <w:p>
@@ -153,7 +153,7 @@
                 <w:b/>
                 <w:sz w:val="17"/>
               </w:rPr>
-              <w:t>phytic acid</w:t>
+              <w:t>Phytic acid</w:t>
             </w:r>
           </w:p>
         </w:tc>
@@ -782,7 +782,7 @@
                 <w:b/>
                 <w:sz w:val="17"/>
               </w:rPr>
-              <w:t>phytic acid</w:t>
+              <w:t>Phytic acid</w:t>
             </w:r>
           </w:p>
         </w:tc>
@@ -1162,7 +1162,7 @@
           <w:b/>
           <w:sz w:val="20"/>
         </w:rPr>
-        <w:t>phytic acid</w:t>
+        <w:t>Phytic acid</w:t>
       </w:r>
       <w:r>
         <w:rPr>

--- a/cases/phytic-acid/report/report.docx
+++ b/cases/phytic-acid/report/report.docx
@@ -16,7 +16,7 @@
           <w:b w:val="0"/>
           <w:color w:val="718096"/>
         </w:rPr>
-        <w:t>Substrate: Fe(110)  |  Medium: 0.5 M H2SO4  |  DFT level: B3LYP/6-31G(d) (ddCOSMO:water)  |  Generated 2026-07-12 08:59</w:t>
+        <w:t>Substrate: Fe(110)  |  Medium: 0.5 M H2SO4  |  DFT level: B3LYP/6-31G(d) (ddCOSMO:water)  |  Generated 2026-07-14 18:07</w:t>
       </w:r>
     </w:p>
     <w:p>
@@ -153,7 +153,7 @@
                 <w:b/>
                 <w:sz w:val="17"/>
               </w:rPr>
-              <w:t>phytic acid</w:t>
+              <w:t>Phytic acid</w:t>
             </w:r>
           </w:p>
         </w:tc>
@@ -478,7 +478,7 @@
       <w:r>
         <w:drawing>
           <wp:inline xmlns:a="http://schemas.openxmlformats.org/drawingml/2006/main" xmlns:pic="http://schemas.openxmlformats.org/drawingml/2006/picture">
-            <wp:extent cx="5212080" cy="8683007"/>
+            <wp:extent cx="5212080" cy="8694387"/>
             <wp:docPr id="3" name="Picture 3"/>
             <wp:cNvGraphicFramePr>
               <a:graphicFrameLocks noChangeAspect="1"/>
@@ -499,7 +499,7 @@
                   <pic:spPr>
                     <a:xfrm>
                       <a:off x="0" y="0"/>
-                      <a:ext cx="5212080" cy="8683007"/>
+                      <a:ext cx="5212080" cy="8694387"/>
                     </a:xfrm>
                     <a:prstGeom prst="rect"/>
                   </pic:spPr>
@@ -538,7 +538,7 @@
       <w:r>
         <w:drawing>
           <wp:inline xmlns:a="http://schemas.openxmlformats.org/drawingml/2006/main" xmlns:pic="http://schemas.openxmlformats.org/drawingml/2006/picture">
-            <wp:extent cx="2651760" cy="2756387"/>
+            <wp:extent cx="2651760" cy="2810505"/>
             <wp:docPr id="4" name="Picture 4"/>
             <wp:cNvGraphicFramePr>
               <a:graphicFrameLocks noChangeAspect="1"/>
@@ -559,7 +559,7 @@
                   <pic:spPr>
                     <a:xfrm>
                       <a:off x="0" y="0"/>
-                      <a:ext cx="2651760" cy="2756387"/>
+                      <a:ext cx="2651760" cy="2810505"/>
                     </a:xfrm>
                     <a:prstGeom prst="rect"/>
                   </pic:spPr>
@@ -590,7 +590,7 @@
       <w:r>
         <w:drawing>
           <wp:inline xmlns:a="http://schemas.openxmlformats.org/drawingml/2006/main" xmlns:pic="http://schemas.openxmlformats.org/drawingml/2006/picture">
-            <wp:extent cx="2651760" cy="2756387"/>
+            <wp:extent cx="2651760" cy="2810505"/>
             <wp:docPr id="5" name="Picture 5"/>
             <wp:cNvGraphicFramePr>
               <a:graphicFrameLocks noChangeAspect="1"/>
@@ -611,7 +611,7 @@
                   <pic:spPr>
                     <a:xfrm>
                       <a:off x="0" y="0"/>
-                      <a:ext cx="2651760" cy="2756387"/>
+                      <a:ext cx="2651760" cy="2810505"/>
                     </a:xfrm>
                     <a:prstGeom prst="rect"/>
                   </pic:spPr>
@@ -642,7 +642,7 @@
       <w:r>
         <w:drawing>
           <wp:inline xmlns:a="http://schemas.openxmlformats.org/drawingml/2006/main" xmlns:pic="http://schemas.openxmlformats.org/drawingml/2006/picture">
-            <wp:extent cx="5212080" cy="1466336"/>
+            <wp:extent cx="5212080" cy="1463532"/>
             <wp:docPr id="6" name="Picture 6"/>
             <wp:cNvGraphicFramePr>
               <a:graphicFrameLocks noChangeAspect="1"/>
@@ -663,7 +663,7 @@
                   <pic:spPr>
                     <a:xfrm>
                       <a:off x="0" y="0"/>
-                      <a:ext cx="5212080" cy="1466336"/>
+                      <a:ext cx="5212080" cy="1463532"/>
                     </a:xfrm>
                     <a:prstGeom prst="rect"/>
                   </pic:spPr>
@@ -694,7 +694,7 @@
       <w:r>
         <w:drawing>
           <wp:inline xmlns:a="http://schemas.openxmlformats.org/drawingml/2006/main" xmlns:pic="http://schemas.openxmlformats.org/drawingml/2006/picture">
-            <wp:extent cx="5212080" cy="2093290"/>
+            <wp:extent cx="5212080" cy="2096814"/>
             <wp:docPr id="7" name="Picture 7"/>
             <wp:cNvGraphicFramePr>
               <a:graphicFrameLocks noChangeAspect="1"/>
@@ -715,7 +715,7 @@
                   <pic:spPr>
                     <a:xfrm>
                       <a:off x="0" y="0"/>
-                      <a:ext cx="5212080" cy="2093290"/>
+                      <a:ext cx="5212080" cy="2096814"/>
                     </a:xfrm>
                     <a:prstGeom prst="rect"/>
                   </pic:spPr>
@@ -782,7 +782,7 @@
                 <w:b/>
                 <w:sz w:val="17"/>
               </w:rPr>
-              <w:t>phytic acid</w:t>
+              <w:t>Phytic acid</w:t>
             </w:r>
           </w:p>
         </w:tc>
@@ -1162,7 +1162,7 @@
           <w:b/>
           <w:sz w:val="20"/>
         </w:rPr>
-        <w:t>phytic acid</w:t>
+        <w:t>Phytic acid</w:t>
       </w:r>
       <w:r>
         <w:rPr>
@@ -1239,7 +1239,7 @@
       <w:r>
         <w:drawing>
           <wp:inline xmlns:a="http://schemas.openxmlformats.org/drawingml/2006/main" xmlns:pic="http://schemas.openxmlformats.org/drawingml/2006/picture">
-            <wp:extent cx="2651760" cy="2348964"/>
+            <wp:extent cx="2651760" cy="2389153"/>
             <wp:docPr id="9" name="Picture 9"/>
             <wp:cNvGraphicFramePr>
               <a:graphicFrameLocks noChangeAspect="1"/>
@@ -1260,7 +1260,7 @@
                   <pic:spPr>
                     <a:xfrm>
                       <a:off x="0" y="0"/>
-                      <a:ext cx="2651760" cy="2348964"/>
+                      <a:ext cx="2651760" cy="2389153"/>
                     </a:xfrm>
                     <a:prstGeom prst="rect"/>
                   </pic:spPr>
@@ -1299,7 +1299,7 @@
       <w:r>
         <w:drawing>
           <wp:inline xmlns:a="http://schemas.openxmlformats.org/drawingml/2006/main" xmlns:pic="http://schemas.openxmlformats.org/drawingml/2006/picture">
-            <wp:extent cx="5212080" cy="2554044"/>
+            <wp:extent cx="5212080" cy="3016024"/>
             <wp:docPr id="10" name="Picture 10"/>
             <wp:cNvGraphicFramePr>
               <a:graphicFrameLocks noChangeAspect="1"/>
@@ -1320,7 +1320,7 @@
                   <pic:spPr>
                     <a:xfrm>
                       <a:off x="0" y="0"/>
-                      <a:ext cx="5212080" cy="2554044"/>
+                      <a:ext cx="5212080" cy="3016024"/>
                     </a:xfrm>
                     <a:prstGeom prst="rect"/>
                   </pic:spPr>

--- a/cases/phytic-acid/report/report.docx
+++ b/cases/phytic-acid/report/report.docx
@@ -16,7 +16,7 @@
           <w:b w:val="0"/>
           <w:color w:val="718096"/>
         </w:rPr>
-        <w:t>Substrate: Fe(110)  |  Medium: 0.5 M H2SO4  |  DFT level: B3LYP/6-31G(d) (ddCOSMO:water)  |  Generated 2026-07-14 18:07</w:t>
+        <w:t>Substrate: Fe(110)  |  Medium: 0.5 M H2SO4  |  DFT level: B3LYP/6-31G(d) (ddCOSMO:water)  |  Generated 2026-07-18 08:12</w:t>
       </w:r>
     </w:p>
     <w:p>
@@ -1098,6 +1098,36 @@
                 <w:b w:val="0"/>
                 <w:sz w:val="17"/>
               </w:rPr>
+              <w:t>Dipole (D)</w:t>
+            </w:r>
+          </w:p>
+        </w:tc>
+        <w:tc>
+          <w:tcPr>
+            <w:tcW w:type="dxa" w:w="4320"/>
+          </w:tcPr>
+          <w:p>
+            <w:r>
+              <w:rPr>
+                <w:b w:val="0"/>
+                <w:sz w:val="17"/>
+              </w:rPr>
+              <w:t>7.257</w:t>
+            </w:r>
+          </w:p>
+        </w:tc>
+      </w:tr>
+      <w:tr>
+        <w:tc>
+          <w:tcPr>
+            <w:tcW w:type="dxa" w:w="4320"/>
+          </w:tcPr>
+          <w:p>
+            <w:r>
+              <w:rPr>
+                <w:b w:val="0"/>
+                <w:sz w:val="17"/>
+              </w:rPr>
               <w:t>TNC</w:t>
             </w:r>
           </w:p>

--- a/cases/phytic-acid/report/report.docx
+++ b/cases/phytic-acid/report/report.docx
@@ -16,7 +16,7 @@
           <w:b w:val="0"/>
           <w:color w:val="718096"/>
         </w:rPr>
-        <w:t>Substrate: Fe(110)  |  Medium: 0.5 M H2SO4  |  DFT level: B3LYP/6-31G(d) (ddCOSMO:water)  |  Generated 2026-07-18 08:12</w:t>
+        <w:t>Substrate: Fe(110)  |  Medium: 0.5 M H2SO4  |  DFT level: B3LYP/6-31G(d) (ddCOSMO:water)  |  Generated 2026-07-18 15:09</w:t>
       </w:r>
     </w:p>
     <w:p>
@@ -1329,7 +1329,7 @@
       <w:r>
         <w:drawing>
           <wp:inline xmlns:a="http://schemas.openxmlformats.org/drawingml/2006/main" xmlns:pic="http://schemas.openxmlformats.org/drawingml/2006/picture">
-            <wp:extent cx="5212080" cy="3016024"/>
+            <wp:extent cx="5212080" cy="3009736"/>
             <wp:docPr id="10" name="Picture 10"/>
             <wp:cNvGraphicFramePr>
               <a:graphicFrameLocks noChangeAspect="1"/>
@@ -1350,7 +1350,7 @@
                   <pic:spPr>
                     <a:xfrm>
                       <a:off x="0" y="0"/>
-                      <a:ext cx="5212080" cy="3016024"/>
+                      <a:ext cx="5212080" cy="3009736"/>
                     </a:xfrm>
                     <a:prstGeom prst="rect"/>
                   </pic:spPr>

--- a/cases/phytic-acid/report/report.docx
+++ b/cases/phytic-acid/report/report.docx
@@ -16,7 +16,7 @@
           <w:b w:val="0"/>
           <w:color w:val="718096"/>
         </w:rPr>
-        <w:t>Substrate: Fe(110)  |  Medium: 0.5 M H2SO4  |  DFT level: B3LYP/6-31G(d) (ddCOSMO:water)  |  Generated 2026-07-18 15:09</w:t>
+        <w:t>Substrate: Fe(110)  |  Medium: 0.5 M H2SO4  |  DFT level: B3LYP/6-31G(d) (ddCOSMO:water)  |  Generated 2026-07-18 15:37</w:t>
       </w:r>
     </w:p>
     <w:p>
@@ -1431,7 +1431,7 @@
         <w:pStyle w:val="Heading1"/>
       </w:pPr>
       <w:r>
-        <w:t>5. Brownian MD (Fe-O RDF)</w:t>
+        <w:t>5. Brownian MD (Fe-donor RDF)</w:t>
       </w:r>
     </w:p>
     <w:p>
@@ -1483,7 +1483,7 @@
           <w:color w:val="718096"/>
           <w:sz w:val="16"/>
         </w:rPr>
-        <w:t>phytic acid — Fe-O RDF</w:t>
+        <w:t>phytic acid — Fe-donor RDF</w:t>
       </w:r>
     </w:p>
     <w:p>

--- a/cases/phytic-acid/report/report.docx
+++ b/cases/phytic-acid/report/report.docx
@@ -16,7 +16,7 @@
           <w:b w:val="0"/>
           <w:color w:val="718096"/>
         </w:rPr>
-        <w:t>Substrate: Fe(110)  |  Medium: 0.5 M H2SO4  |  DFT level: B3LYP/6-31G(d) (ddCOSMO:water)  |  Generated 2026-07-18 15:37</w:t>
+        <w:t>Substrate: Fe(110)  |  Medium: 0.5 M H2SO4  |  DFT level: B3LYP/6-31G(d) (ddCOSMO:water)  |  Generated 2026-07-18 18:23</w:t>
       </w:r>
     </w:p>
     <w:p>
@@ -116,7 +116,7 @@
         <w:rPr>
           <w:b w:val="0"/>
         </w:rPr>
-        <w:t xml:space="preserve"> ranks highest on the composite electronic score (+0.00), combining the smallest HOMO–LUMO gap (8.02 eV) with the highest softness — the most readily polarised, electron-donating candidate of the set. It adsorbs flat on Fe in the physisorption regime (E_ads ≈ -11 kJ/mol). This is a computational screening prediction requiring electrochemical confirmation (see the Method section and caveats).</w:t>
+        <w:t xml:space="preserve"> ranks highest on the composite electronic score (+0.00), which averages three independent axes — a small HOMO–LUMO gap (8.02 eV), the Lukovits ΔN and the molecular dipole — the strongest all-round electron-donating profile of the set. It adsorbs flat on Fe in the physisorption regime (E_ads ≈ -11 kJ/mol). This is a computational screening prediction requiring electrochemical confirmation (see the Method section and caveats).</w:t>
       </w:r>
     </w:p>
     <w:tbl>
@@ -199,7 +199,7 @@
                 <w:b w:val="0"/>
                 <w:sz w:val="17"/>
               </w:rPr>
-              <w:t>Hardness η (eV)</w:t>
+              <w:t>ΔN</w:t>
             </w:r>
           </w:p>
         </w:tc>
@@ -213,7 +213,7 @@
                 <w:b/>
                 <w:sz w:val="17"/>
               </w:rPr>
-              <w:t>4.011 ✓</w:t>
+              <w:t>0.091</w:t>
             </w:r>
           </w:p>
         </w:tc>
@@ -229,7 +229,7 @@
                 <w:b w:val="0"/>
                 <w:sz w:val="17"/>
               </w:rPr>
-              <w:t>Softness σ (1/eV)</w:t>
+              <w:t>Dipole (D)</w:t>
             </w:r>
           </w:p>
         </w:tc>
@@ -243,37 +243,7 @@
                 <w:b/>
                 <w:sz w:val="17"/>
               </w:rPr>
-              <w:t>0.249 ✓</w:t>
-            </w:r>
-          </w:p>
-        </w:tc>
-      </w:tr>
-      <w:tr>
-        <w:tc>
-          <w:tcPr>
-            <w:tcW w:type="dxa" w:w="4320"/>
-          </w:tcPr>
-          <w:p>
-            <w:r>
-              <w:rPr>
-                <w:b w:val="0"/>
-                <w:sz w:val="17"/>
-              </w:rPr>
-              <w:t>ΔN</w:t>
-            </w:r>
-          </w:p>
-        </w:tc>
-        <w:tc>
-          <w:tcPr>
-            <w:tcW w:type="dxa" w:w="4320"/>
-          </w:tcPr>
-          <w:p>
-            <w:r>
-              <w:rPr>
-                <w:b/>
-                <w:sz w:val="17"/>
-              </w:rPr>
-              <w:t>0.091</w:t>
+              <w:t>7.257</w:t>
             </w:r>
           </w:p>
         </w:tc>
@@ -376,7 +346,7 @@
           <w:color w:val="718096"/>
           <w:sz w:val="18"/>
         </w:rPr>
-        <w:t>Scored on the HOMO–LUMO gap, hardness and softness of the canonical basis (</w:t>
+        <w:t>Scored on three independent axes of the canonical basis (</w:t>
       </w:r>
       <w:r>
         <w:rPr>
@@ -408,7 +378,7 @@
           <w:color w:val="718096"/>
           <w:sz w:val="18"/>
         </w:rPr>
-        <w:t>). The geometry / protonation panels below are a sensitivity check, not separate rankings. E_ads and the Fe–O distance validate the lead, they do not enter the score. Full method: docs/pipeline.md.</w:t>
+        <w:t>): the HOMO–LUMO gap, the Lukovits ΔN (electron donation to the metal) and the dipole (a weak tie-breaker — its direction vs efficiency is disputed). The geometry / protonation panels below are a sensitivity check, not separate rankings. E_ads and the Fe–O distance validate the lead, they do not enter the score. Full method: docs/pipeline.md.</w:t>
       </w:r>
     </w:p>
     <w:p>

--- a/cases/phytic-acid/report/report.docx
+++ b/cases/phytic-acid/report/report.docx
@@ -16,7 +16,7 @@
           <w:b w:val="0"/>
           <w:color w:val="718096"/>
         </w:rPr>
-        <w:t>Substrate: Fe(110)  |  Medium: 0.5 M H2SO4  |  DFT level: B3LYP/6-31G(d) (ddCOSMO:water)  |  Generated 2026-07-18 18:23</w:t>
+        <w:t>Substrate: Fe(110)  |  Medium: 0.5 M H2SO4  |  DFT level: B3LYP/6-31G(d) (ddCOSMO:water)  |  Generated 2026-07-18 19:37</w:t>
       </w:r>
     </w:p>
     <w:p>
